--- a/assets/resume/cv_unreal_2025.docx
+++ b/assets/resume/cv_unreal_2025.docx
@@ -30,6 +30,7 @@
     <w:p>
       <w:pPr>
         <w:pStyle w:val="Title"/>
+        <w:jc w:val="left"/>
         <w:rPr>
           <w:lang w:val="en-IN"/>
         </w:rPr>
@@ -100,30 +101,30 @@
           <w:sz w:val="20"/>
           <w:lang w:val="en-IN"/>
         </w:rPr>
-        <w:t>(</w:t>
-      </w:r>
-      <w:proofErr w:type="gramStart"/>
+        <w:t xml:space="preserve">               </w:t>
+      </w:r>
       <w:r>
         <w:rPr>
           <w:sz w:val="20"/>
           <w:lang w:val="en-IN"/>
         </w:rPr>
-        <w:t>Tel :</w:t>
-      </w:r>
-      <w:proofErr w:type="gramEnd"/>
+        <w:t>(</w:t>
+      </w:r>
+      <w:proofErr w:type="gramStart"/>
       <w:r>
         <w:rPr>
           <w:sz w:val="20"/>
           <w:lang w:val="en-IN"/>
         </w:rPr>
-        <w:t xml:space="preserve"> +4917659138199</w:t>
-      </w:r>
+        <w:t>Tel :</w:t>
+      </w:r>
+      <w:proofErr w:type="gramEnd"/>
       <w:r>
         <w:rPr>
           <w:sz w:val="20"/>
           <w:lang w:val="en-IN"/>
         </w:rPr>
-        <w:t>, +919620347182)</w:t>
+        <w:t xml:space="preserve"> +919620347182)</w:t>
       </w:r>
     </w:p>
     <w:p>
@@ -971,31 +972,14 @@
           <w:color w:val="000009"/>
           <w:sz w:val="24"/>
         </w:rPr>
-        <w:t>5.0.3</w:t>
-      </w:r>
-      <w:r>
-        <w:rPr>
-          <w:b/>
-          <w:color w:val="000009"/>
-          <w:sz w:val="24"/>
-        </w:rPr>
-        <w:t>,</w:t>
-      </w:r>
-      <w:r>
-        <w:rPr>
-          <w:b/>
-          <w:color w:val="000009"/>
-          <w:sz w:val="24"/>
-        </w:rPr>
-        <w:t xml:space="preserve"> 5.1.1</w:t>
-      </w:r>
-      <w:r>
-        <w:rPr>
-          <w:b/>
-          <w:color w:val="000009"/>
-          <w:sz w:val="24"/>
-        </w:rPr>
-        <w:t>,5.3,5.4.3</w:t>
+        <w:t>5.</w:t>
+      </w:r>
+      <w:r>
+        <w:rPr>
+          <w:color w:val="000009"/>
+          <w:sz w:val="24"/>
+        </w:rPr>
+        <w:t>X</w:t>
       </w:r>
     </w:p>
     <w:p>
@@ -1149,7 +1133,7 @@
           <w:tab w:val="left" w:pos="2998"/>
         </w:tabs>
         <w:spacing w:line="398" w:lineRule="auto"/>
-        <w:ind w:left="113" w:right="4372"/>
+        <w:ind w:left="113" w:right="2337"/>
         <w:jc w:val="both"/>
         <w:rPr>
           <w:b/>
@@ -1176,6 +1160,7 @@
         </w:rPr>
         <w:t xml:space="preserve">Git, </w:t>
       </w:r>
+      <w:proofErr w:type="spellStart"/>
       <w:proofErr w:type="gramStart"/>
       <w:r>
         <w:rPr>
@@ -1184,8 +1169,18 @@
           <w:sz w:val="24"/>
           <w:lang w:val="en-IN"/>
         </w:rPr>
-        <w:t>Jira ,</w:t>
-      </w:r>
+        <w:t>Perforce,</w:t>
+      </w:r>
+      <w:r>
+        <w:rPr>
+          <w:bCs/>
+          <w:color w:val="000009"/>
+          <w:sz w:val="24"/>
+          <w:lang w:val="en-IN"/>
+        </w:rPr>
+        <w:t>Jira</w:t>
+      </w:r>
+      <w:proofErr w:type="spellEnd"/>
       <w:proofErr w:type="gramEnd"/>
       <w:r>
         <w:rPr>
@@ -1194,7 +1189,7 @@
           <w:sz w:val="24"/>
           <w:lang w:val="en-IN"/>
         </w:rPr>
-        <w:t xml:space="preserve"> </w:t>
+        <w:t xml:space="preserve"> ,</w:t>
       </w:r>
       <w:r>
         <w:rPr>
@@ -1203,6 +1198,15 @@
           <w:sz w:val="24"/>
           <w:lang w:val="en-IN"/>
         </w:rPr>
+        <w:t xml:space="preserve"> </w:t>
+      </w:r>
+      <w:r>
+        <w:rPr>
+          <w:bCs/>
+          <w:color w:val="000009"/>
+          <w:sz w:val="24"/>
+          <w:lang w:val="en-IN"/>
+        </w:rPr>
         <w:t>Jenkins</w:t>
       </w:r>
       <w:r>
@@ -1223,6 +1227,8 @@
         </w:rPr>
         <w:t xml:space="preserve"> </w:t>
       </w:r>
+      <w:proofErr w:type="spellStart"/>
+      <w:proofErr w:type="gramStart"/>
       <w:r>
         <w:rPr>
           <w:bCs/>
@@ -1231,6 +1237,26 @@
           <w:lang w:val="en-IN"/>
         </w:rPr>
         <w:t>NSIS</w:t>
+      </w:r>
+      <w:r>
+        <w:rPr>
+          <w:bCs/>
+          <w:color w:val="000009"/>
+          <w:sz w:val="24"/>
+          <w:lang w:val="en-IN"/>
+        </w:rPr>
+        <w:t>,Uneal</w:t>
+      </w:r>
+      <w:proofErr w:type="spellEnd"/>
+      <w:proofErr w:type="gramEnd"/>
+      <w:r>
+        <w:rPr>
+          <w:bCs/>
+          <w:color w:val="000009"/>
+          <w:sz w:val="24"/>
+          <w:lang w:val="en-IN"/>
+        </w:rPr>
+        <w:t xml:space="preserve"> Insights</w:t>
       </w:r>
     </w:p>
     <w:p>
@@ -1485,52 +1511,48 @@
     <w:p>
       <w:pPr>
         <w:spacing w:before="90" w:line="396" w:lineRule="auto"/>
-        <w:ind w:left="113" w:right="3046"/>
-        <w:rPr>
-          <w:b/>
-          <w:color w:val="000009"/>
-          <w:sz w:val="24"/>
-        </w:rPr>
-      </w:pPr>
-      <w:r>
-        <w:rPr>
-          <w:b/>
-          <w:color w:val="000009"/>
-          <w:sz w:val="24"/>
-        </w:rPr>
-        <w:t xml:space="preserve">Holo-Light:  July 2024 </w:t>
-      </w:r>
-      <w:r>
-        <w:rPr>
-          <w:b/>
-          <w:color w:val="000009"/>
-          <w:sz w:val="24"/>
-        </w:rPr>
-        <w:t>–</w:t>
-      </w:r>
-      <w:r>
-        <w:rPr>
-          <w:b/>
-          <w:color w:val="000009"/>
-          <w:sz w:val="24"/>
-        </w:rPr>
-        <w:t xml:space="preserve"> </w:t>
-      </w:r>
-      <w:r>
-        <w:rPr>
-          <w:b/>
-          <w:color w:val="000009"/>
-          <w:sz w:val="24"/>
-        </w:rPr>
-        <w:t>Oct 2025</w:t>
-      </w:r>
-      <w:r>
-        <w:rPr>
-          <w:b/>
-          <w:color w:val="000009"/>
-          <w:sz w:val="24"/>
-        </w:rPr>
-        <w:t>(Germany)</w:t>
+        <w:ind w:left="113" w:right="6022"/>
+        <w:rPr>
+          <w:b/>
+          <w:color w:val="000009"/>
+          <w:sz w:val="24"/>
+        </w:rPr>
+      </w:pPr>
+      <w:proofErr w:type="spellStart"/>
+      <w:r>
+        <w:rPr>
+          <w:b/>
+          <w:color w:val="000009"/>
+          <w:sz w:val="24"/>
+        </w:rPr>
+        <w:t>LightFury</w:t>
+      </w:r>
+      <w:proofErr w:type="spellEnd"/>
+      <w:r>
+        <w:rPr>
+          <w:b/>
+          <w:color w:val="000009"/>
+          <w:sz w:val="24"/>
+        </w:rPr>
+        <w:t xml:space="preserve"> </w:t>
+      </w:r>
+      <w:proofErr w:type="gramStart"/>
+      <w:r>
+        <w:rPr>
+          <w:b/>
+          <w:color w:val="000009"/>
+          <w:sz w:val="24"/>
+        </w:rPr>
+        <w:t>Games :</w:t>
+      </w:r>
+      <w:proofErr w:type="gramEnd"/>
+      <w:r>
+        <w:rPr>
+          <w:b/>
+          <w:color w:val="000009"/>
+          <w:sz w:val="24"/>
+        </w:rPr>
+        <w:t xml:space="preserve"> Feb 2026 – </w:t>
       </w:r>
     </w:p>
     <w:p>
@@ -1543,39 +1565,13 @@
           <w:sz w:val="24"/>
         </w:rPr>
       </w:pPr>
-      <w:proofErr w:type="gramStart"/>
-      <w:r>
-        <w:rPr>
-          <w:b/>
-          <w:color w:val="000009"/>
-          <w:sz w:val="24"/>
-        </w:rPr>
-        <w:t>Role :</w:t>
-      </w:r>
-      <w:proofErr w:type="gramEnd"/>
-      <w:r>
-        <w:rPr>
-          <w:b/>
-          <w:color w:val="000009"/>
-          <w:sz w:val="24"/>
-        </w:rPr>
-        <w:t xml:space="preserve"> </w:t>
-      </w:r>
-      <w:r>
-        <w:rPr>
-          <w:b/>
-          <w:color w:val="000009"/>
-          <w:sz w:val="24"/>
-        </w:rPr>
-        <w:t>Unreal Engine</w:t>
-      </w:r>
-      <w:r>
-        <w:rPr>
-          <w:b/>
-          <w:color w:val="000009"/>
-          <w:sz w:val="24"/>
-        </w:rPr>
-        <w:t xml:space="preserve"> Developer</w:t>
+      <w:r>
+        <w:rPr>
+          <w:b/>
+          <w:color w:val="000009"/>
+          <w:sz w:val="24"/>
+        </w:rPr>
+        <w:t xml:space="preserve">Role: Engine Programmer </w:t>
       </w:r>
     </w:p>
     <w:p>
@@ -1594,7 +1590,33 @@
           <w:color w:val="000009"/>
           <w:sz w:val="24"/>
         </w:rPr>
-        <w:t xml:space="preserve">Project: Stream Plugin </w:t>
+        <w:t>Game: E-</w:t>
+      </w:r>
+      <w:proofErr w:type="gramStart"/>
+      <w:r>
+        <w:rPr>
+          <w:b/>
+          <w:color w:val="000009"/>
+          <w:sz w:val="24"/>
+        </w:rPr>
+        <w:t>Cricket</w:t>
+      </w:r>
+      <w:r>
+        <w:rPr>
+          <w:b/>
+          <w:color w:val="000009"/>
+          <w:sz w:val="24"/>
+        </w:rPr>
+        <w:t>(</w:t>
+      </w:r>
+      <w:proofErr w:type="gramEnd"/>
+      <w:r>
+        <w:rPr>
+          <w:b/>
+          <w:color w:val="000009"/>
+          <w:sz w:val="24"/>
+        </w:rPr>
+        <w:t>Mobile)</w:t>
       </w:r>
     </w:p>
     <w:p>
@@ -1626,6 +1648,348 @@
           <w:color w:val="000009"/>
           <w:sz w:val="24"/>
         </w:rPr>
+        <w:t xml:space="preserve"> Unreal Engine 5.5(Custom)</w:t>
+      </w:r>
+    </w:p>
+    <w:p>
+      <w:pPr>
+        <w:spacing w:before="90" w:line="396" w:lineRule="auto"/>
+        <w:ind w:left="113" w:right="211"/>
+        <w:rPr>
+          <w:b/>
+          <w:color w:val="000009"/>
+          <w:sz w:val="24"/>
+        </w:rPr>
+      </w:pPr>
+      <w:proofErr w:type="gramStart"/>
+      <w:r>
+        <w:rPr>
+          <w:b/>
+          <w:color w:val="000009"/>
+          <w:sz w:val="24"/>
+        </w:rPr>
+        <w:t>Technology :</w:t>
+      </w:r>
+      <w:proofErr w:type="gramEnd"/>
+      <w:r>
+        <w:rPr>
+          <w:b/>
+          <w:color w:val="000009"/>
+          <w:spacing w:val="2"/>
+          <w:sz w:val="24"/>
+        </w:rPr>
+        <w:t xml:space="preserve"> </w:t>
+      </w:r>
+      <w:r>
+        <w:rPr>
+          <w:b/>
+          <w:color w:val="000009"/>
+          <w:sz w:val="24"/>
+        </w:rPr>
+        <w:t>C++</w:t>
+      </w:r>
+      <w:r>
+        <w:rPr>
+          <w:b/>
+          <w:color w:val="000009"/>
+          <w:spacing w:val="-3"/>
+          <w:sz w:val="24"/>
+        </w:rPr>
+        <w:t xml:space="preserve"> </w:t>
+      </w:r>
+      <w:proofErr w:type="gramStart"/>
+      <w:r>
+        <w:rPr>
+          <w:b/>
+          <w:color w:val="000009"/>
+          <w:sz w:val="24"/>
+        </w:rPr>
+        <w:t>17.0 ,Blueprints</w:t>
+      </w:r>
+      <w:proofErr w:type="gramEnd"/>
+      <w:r>
+        <w:rPr>
+          <w:b/>
+          <w:color w:val="000009"/>
+          <w:sz w:val="24"/>
+        </w:rPr>
+        <w:t xml:space="preserve"> </w:t>
+      </w:r>
+    </w:p>
+    <w:p>
+      <w:pPr>
+        <w:spacing w:before="90" w:line="396" w:lineRule="auto"/>
+        <w:ind w:left="113" w:right="494"/>
+        <w:rPr>
+          <w:b/>
+          <w:color w:val="000009"/>
+          <w:sz w:val="24"/>
+        </w:rPr>
+      </w:pPr>
+      <w:r>
+        <w:rPr>
+          <w:b/>
+          <w:color w:val="000009"/>
+          <w:sz w:val="24"/>
+        </w:rPr>
+        <w:t xml:space="preserve">As </w:t>
+      </w:r>
+      <w:proofErr w:type="gramStart"/>
+      <w:r>
+        <w:rPr>
+          <w:b/>
+          <w:color w:val="000009"/>
+          <w:sz w:val="24"/>
+        </w:rPr>
+        <w:t>a</w:t>
+      </w:r>
+      <w:proofErr w:type="gramEnd"/>
+      <w:r>
+        <w:rPr>
+          <w:b/>
+          <w:color w:val="000009"/>
+          <w:sz w:val="24"/>
+        </w:rPr>
+        <w:t xml:space="preserve"> Engine </w:t>
+      </w:r>
+      <w:r>
+        <w:rPr>
+          <w:b/>
+          <w:color w:val="000009"/>
+          <w:sz w:val="24"/>
+        </w:rPr>
+        <w:t>Programmer,</w:t>
+      </w:r>
+      <w:r>
+        <w:rPr>
+          <w:b/>
+          <w:color w:val="000009"/>
+          <w:sz w:val="24"/>
+        </w:rPr>
+        <w:t xml:space="preserve"> developed tools using </w:t>
+      </w:r>
+      <w:r>
+        <w:rPr>
+          <w:b/>
+          <w:color w:val="000009"/>
+          <w:sz w:val="24"/>
+        </w:rPr>
+        <w:t>Unreal Insights to identify Performance bottle necks in Game Play or Render Thread</w:t>
+      </w:r>
+      <w:r>
+        <w:rPr>
+          <w:b/>
+          <w:color w:val="000009"/>
+          <w:sz w:val="24"/>
+        </w:rPr>
+        <w:t>.</w:t>
+      </w:r>
+    </w:p>
+    <w:p>
+      <w:pPr>
+        <w:spacing w:before="90" w:line="396" w:lineRule="auto"/>
+        <w:ind w:left="113" w:right="494"/>
+        <w:rPr>
+          <w:b/>
+          <w:color w:val="000009"/>
+          <w:sz w:val="24"/>
+        </w:rPr>
+      </w:pPr>
+      <w:r>
+        <w:rPr>
+          <w:b/>
+          <w:color w:val="000009"/>
+          <w:sz w:val="24"/>
+        </w:rPr>
+        <w:t xml:space="preserve">Developed a Tool which fetches the data from </w:t>
+      </w:r>
+      <w:proofErr w:type="spellStart"/>
+      <w:r>
+        <w:rPr>
+          <w:b/>
+          <w:color w:val="000009"/>
+          <w:sz w:val="24"/>
+        </w:rPr>
+        <w:t>GameBench</w:t>
+      </w:r>
+      <w:proofErr w:type="spellEnd"/>
+      <w:r>
+        <w:rPr>
+          <w:b/>
+          <w:color w:val="000009"/>
+          <w:sz w:val="24"/>
+        </w:rPr>
+        <w:t xml:space="preserve"> and creates a report and distributes for performance analysis  </w:t>
+      </w:r>
+    </w:p>
+    <w:p>
+      <w:pPr>
+        <w:spacing w:before="90" w:line="396" w:lineRule="auto"/>
+        <w:ind w:left="113" w:right="494"/>
+        <w:rPr>
+          <w:b/>
+          <w:color w:val="000009"/>
+          <w:sz w:val="24"/>
+        </w:rPr>
+      </w:pPr>
+      <w:r>
+        <w:rPr>
+          <w:b/>
+          <w:color w:val="000009"/>
+          <w:sz w:val="24"/>
+        </w:rPr>
+        <w:t xml:space="preserve">Using Unreal Chunk </w:t>
+      </w:r>
+      <w:r>
+        <w:rPr>
+          <w:b/>
+          <w:color w:val="000009"/>
+          <w:sz w:val="24"/>
+        </w:rPr>
+        <w:t>Strategy brought</w:t>
+      </w:r>
+      <w:r>
+        <w:rPr>
+          <w:b/>
+          <w:color w:val="000009"/>
+          <w:sz w:val="24"/>
+        </w:rPr>
+        <w:t xml:space="preserve"> down the size of the game under 200 MB to enable distribution on google </w:t>
+      </w:r>
+      <w:proofErr w:type="spellStart"/>
+      <w:r>
+        <w:rPr>
+          <w:b/>
+          <w:color w:val="000009"/>
+          <w:sz w:val="24"/>
+        </w:rPr>
+        <w:t>playstore</w:t>
+      </w:r>
+      <w:proofErr w:type="spellEnd"/>
+      <w:r>
+        <w:rPr>
+          <w:b/>
+          <w:color w:val="000009"/>
+          <w:sz w:val="24"/>
+        </w:rPr>
+        <w:t xml:space="preserve"> </w:t>
+      </w:r>
+    </w:p>
+    <w:p>
+      <w:pPr>
+        <w:spacing w:before="90" w:line="396" w:lineRule="auto"/>
+        <w:ind w:left="113" w:right="494"/>
+        <w:rPr>
+          <w:b/>
+          <w:color w:val="000009"/>
+          <w:sz w:val="24"/>
+        </w:rPr>
+      </w:pPr>
+      <w:r>
+        <w:rPr>
+          <w:b/>
+          <w:color w:val="000009"/>
+          <w:sz w:val="24"/>
+        </w:rPr>
+        <w:t xml:space="preserve">Implemented a secure Cookie Exchange </w:t>
+      </w:r>
+      <w:r>
+        <w:rPr>
+          <w:b/>
+          <w:color w:val="000009"/>
+          <w:sz w:val="24"/>
+        </w:rPr>
+        <w:t>tool for downloading assets using CDN workflow</w:t>
+      </w:r>
+    </w:p>
+    <w:p>
+      <w:pPr>
+        <w:spacing w:before="90" w:line="396" w:lineRule="auto"/>
+        <w:ind w:left="113" w:right="494"/>
+        <w:rPr>
+          <w:b/>
+          <w:color w:val="000009"/>
+          <w:sz w:val="24"/>
+        </w:rPr>
+      </w:pPr>
+    </w:p>
+    <w:p>
+      <w:pPr>
+        <w:spacing w:before="90" w:line="396" w:lineRule="auto"/>
+        <w:ind w:left="113" w:right="494"/>
+        <w:rPr>
+          <w:b/>
+          <w:color w:val="000009"/>
+          <w:sz w:val="24"/>
+        </w:rPr>
+      </w:pPr>
+      <w:r>
+        <w:rPr>
+          <w:b/>
+          <w:color w:val="000009"/>
+          <w:sz w:val="24"/>
+        </w:rPr>
+        <w:t xml:space="preserve">Holo-Light:  July 2024 </w:t>
+      </w:r>
+      <w:r>
+        <w:rPr>
+          <w:b/>
+          <w:color w:val="000009"/>
+          <w:sz w:val="24"/>
+        </w:rPr>
+        <w:t>–</w:t>
+      </w:r>
+      <w:r>
+        <w:rPr>
+          <w:b/>
+          <w:color w:val="000009"/>
+          <w:sz w:val="24"/>
+        </w:rPr>
+        <w:t xml:space="preserve"> </w:t>
+      </w:r>
+      <w:r>
+        <w:rPr>
+          <w:b/>
+          <w:color w:val="000009"/>
+          <w:sz w:val="24"/>
+        </w:rPr>
+        <w:t>Oct 2025</w:t>
+      </w:r>
+      <w:r>
+        <w:rPr>
+          <w:b/>
+          <w:color w:val="000009"/>
+          <w:sz w:val="24"/>
+        </w:rPr>
+        <w:t>(Germany)</w:t>
+      </w:r>
+    </w:p>
+    <w:p>
+      <w:pPr>
+        <w:spacing w:before="90" w:line="396" w:lineRule="auto"/>
+        <w:ind w:left="113" w:right="6022"/>
+        <w:rPr>
+          <w:b/>
+          <w:color w:val="000009"/>
+          <w:sz w:val="24"/>
+        </w:rPr>
+      </w:pPr>
+      <w:proofErr w:type="gramStart"/>
+      <w:r>
+        <w:rPr>
+          <w:b/>
+          <w:color w:val="000009"/>
+          <w:sz w:val="24"/>
+        </w:rPr>
+        <w:t>Role :</w:t>
+      </w:r>
+      <w:proofErr w:type="gramEnd"/>
+      <w:r>
+        <w:rPr>
+          <w:b/>
+          <w:color w:val="000009"/>
+          <w:sz w:val="24"/>
+        </w:rPr>
         <w:t xml:space="preserve"> </w:t>
       </w:r>
       <w:r>
@@ -1642,15 +2006,82 @@
           <w:color w:val="000009"/>
           <w:sz w:val="24"/>
         </w:rPr>
-        <w:t xml:space="preserve"> 5.</w:t>
-      </w:r>
-      <w:r>
-        <w:rPr>
-          <w:b/>
-          <w:color w:val="000009"/>
-          <w:sz w:val="24"/>
-        </w:rPr>
-        <w:t>3/5.4/5.5/5.6</w:t>
+        <w:t xml:space="preserve"> Developer</w:t>
+      </w:r>
+    </w:p>
+    <w:p>
+      <w:pPr>
+        <w:spacing w:before="90" w:line="396" w:lineRule="auto"/>
+        <w:ind w:left="113" w:right="6022"/>
+        <w:rPr>
+          <w:b/>
+          <w:color w:val="000009"/>
+          <w:sz w:val="24"/>
+        </w:rPr>
+      </w:pPr>
+      <w:r>
+        <w:rPr>
+          <w:b/>
+          <w:color w:val="000009"/>
+          <w:sz w:val="24"/>
+        </w:rPr>
+        <w:t xml:space="preserve">Project: Stream Plugin </w:t>
+      </w:r>
+    </w:p>
+    <w:p>
+      <w:pPr>
+        <w:pBdr>
+          <w:bottom w:val="single" w:sz="6" w:space="1" w:color="auto"/>
+        </w:pBdr>
+        <w:spacing w:before="90" w:line="396" w:lineRule="auto"/>
+        <w:ind w:left="113" w:right="2337"/>
+        <w:rPr>
+          <w:b/>
+          <w:color w:val="000009"/>
+          <w:sz w:val="24"/>
+        </w:rPr>
+      </w:pPr>
+      <w:proofErr w:type="gramStart"/>
+      <w:r>
+        <w:rPr>
+          <w:b/>
+          <w:color w:val="000009"/>
+          <w:sz w:val="24"/>
+        </w:rPr>
+        <w:t>Product :</w:t>
+      </w:r>
+      <w:proofErr w:type="gramEnd"/>
+      <w:r>
+        <w:rPr>
+          <w:b/>
+          <w:color w:val="000009"/>
+          <w:sz w:val="24"/>
+        </w:rPr>
+        <w:t xml:space="preserve"> </w:t>
+      </w:r>
+      <w:r>
+        <w:rPr>
+          <w:b/>
+          <w:color w:val="000009"/>
+          <w:sz w:val="24"/>
+        </w:rPr>
+        <w:t>Unreal Engine</w:t>
+      </w:r>
+      <w:r>
+        <w:rPr>
+          <w:b/>
+          <w:color w:val="000009"/>
+          <w:sz w:val="24"/>
+        </w:rPr>
+        <w:t xml:space="preserve"> </w:t>
+      </w:r>
+      <w:r>
+        <w:rPr>
+          <w:b/>
+          <w:color w:val="000009"/>
+          <w:sz w:val="24"/>
+        </w:rPr>
+        <w:t>5.4/5.5</w:t>
       </w:r>
     </w:p>
     <w:p>
@@ -1990,6 +2421,17 @@
           <w:sz w:val="24"/>
         </w:rPr>
       </w:pPr>
+    </w:p>
+    <w:p>
+      <w:pPr>
+        <w:spacing w:before="90" w:line="396" w:lineRule="auto"/>
+        <w:ind w:left="113" w:right="211"/>
+        <w:rPr>
+          <w:b/>
+          <w:color w:val="000009"/>
+          <w:sz w:val="24"/>
+        </w:rPr>
+      </w:pPr>
       <w:proofErr w:type="spellStart"/>
       <w:proofErr w:type="gramStart"/>
       <w:r>
@@ -2476,16 +2918,7 @@
           <w:color w:val="000009"/>
           <w:sz w:val="24"/>
         </w:rPr>
-        <w:t xml:space="preserve">The purpose of this plugin is to extend the capabilities of the existing GLTF/GLB </w:t>
-      </w:r>
-      <w:r>
-        <w:rPr>
-          <w:b/>
-          <w:color w:val="000009"/>
-          <w:sz w:val="24"/>
-        </w:rPr>
-        <w:lastRenderedPageBreak/>
-        <w:t>importer/</w:t>
+        <w:t>The purpose of this plugin is to extend the capabilities of the existing GLTF/GLB importer/</w:t>
       </w:r>
       <w:proofErr w:type="gramStart"/>
       <w:r>
@@ -6600,6 +7033,7 @@
         </w:rPr>
         <w:t xml:space="preserve"> </w:t>
       </w:r>
+      <w:proofErr w:type="gramStart"/>
       <w:r>
         <w:rPr>
           <w:color w:val="000009"/>
@@ -6622,6 +7056,7 @@
         </w:rPr>
         <w:t>End</w:t>
       </w:r>
+      <w:proofErr w:type="gramEnd"/>
       <w:r>
         <w:rPr>
           <w:color w:val="000009"/>
